--- a/docs/analisis/INVENTRA_Mapa_Empatia_Lean_Canvas.docx
+++ b/docs/analisis/INVENTRA_Mapa_Empatia_Lean_Canvas.docx
@@ -121,6 +121,202 @@
     </w:p>
     <w:p>
       <w:pPr>
+        <w:jc w:val="center"/>
+      </w:pPr>
+      <w:r>
+        <w:rPr>
+          <w:b/>
+        </w:rPr>
+        <w:lastRenderedPageBreak/>
+        <w:t>Ficha del documento</w:t>
+      </w:r>
+    </w:p>
+    <w:tbl>
+      <w:tblPr>
+        <w:tblW w:w="9360" w:type="dxa"/>
+        <w:tblBorders>
+          <w:top w:val="single" w:sz="4" w:space="0" w:color="auto"/>
+          <w:left w:val="single" w:sz="4" w:space="0" w:color="auto"/>
+          <w:bottom w:val="single" w:sz="4" w:space="0" w:color="auto"/>
+          <w:right w:val="single" w:sz="4" w:space="0" w:color="auto"/>
+          <w:insideH w:val="single" w:sz="4" w:space="0" w:color="auto"/>
+          <w:insideV w:val="single" w:sz="4" w:space="0" w:color="auto"/>
+        </w:tblBorders>
+        <w:tblCellMar>
+          <w:left w:w="10" w:type="dxa"/>
+          <w:right w:w="10" w:type="dxa"/>
+        </w:tblCellMar>
+        <w:tblLook w:val="04A0" w:firstRow="1" w:lastRow="0" w:firstColumn="1" w:lastColumn="0" w:noHBand="0" w:noVBand="1"/>
+      </w:tblPr>
+      <w:tblGrid>
+        <w:gridCol w:w="1500"/>
+        <w:gridCol w:w="1200"/>
+        <w:gridCol w:w="3400"/>
+        <w:gridCol w:w="3260"/>
+      </w:tblGrid>
+      <w:tr>
+        <w:tc>
+          <w:tcPr>
+            <w:tcW w:w="1500" w:type="dxa"/>
+            <w:shd w:val="clear" w:color="auto" w:fill="D9D9D9"/>
+            <w:tcMar>
+              <w:top w:w="60" w:type="dxa"/>
+              <w:left w:w="100" w:type="dxa"/>
+              <w:bottom w:w="60" w:type="dxa"/>
+              <w:right w:w="100" w:type="dxa"/>
+            </w:tcMar>
+            <w:vAlign w:val="center"/>
+          </w:tcPr>
+          <w:p>
+            <w:r>
+              <w:rPr>
+                <w:b/>
+                <w:bCs/>
+              </w:rPr>
+              <w:t>Fecha</w:t>
+            </w:r>
+          </w:p>
+        </w:tc>
+        <w:tc>
+          <w:tcPr>
+            <w:tcW w:w="1200" w:type="dxa"/>
+            <w:shd w:val="clear" w:color="auto" w:fill="D9D9D9"/>
+            <w:tcMar>
+              <w:top w:w="60" w:type="dxa"/>
+              <w:left w:w="100" w:type="dxa"/>
+              <w:bottom w:w="60" w:type="dxa"/>
+              <w:right w:w="100" w:type="dxa"/>
+            </w:tcMar>
+            <w:vAlign w:val="center"/>
+          </w:tcPr>
+          <w:p>
+            <w:r>
+              <w:rPr>
+                <w:b/>
+                <w:bCs/>
+              </w:rPr>
+              <w:t>Revisión</w:t>
+            </w:r>
+          </w:p>
+        </w:tc>
+        <w:tc>
+          <w:tcPr>
+            <w:tcW w:w="3400" w:type="dxa"/>
+            <w:shd w:val="clear" w:color="auto" w:fill="D9D9D9"/>
+            <w:tcMar>
+              <w:top w:w="60" w:type="dxa"/>
+              <w:left w:w="100" w:type="dxa"/>
+              <w:bottom w:w="60" w:type="dxa"/>
+              <w:right w:w="100" w:type="dxa"/>
+            </w:tcMar>
+            <w:vAlign w:val="center"/>
+          </w:tcPr>
+          <w:p>
+            <w:r>
+              <w:rPr>
+                <w:b/>
+                <w:bCs/>
+              </w:rPr>
+              <w:t>Autor</w:t>
+            </w:r>
+          </w:p>
+        </w:tc>
+        <w:tc>
+          <w:tcPr>
+            <w:tcW w:w="3260" w:type="dxa"/>
+            <w:shd w:val="clear" w:color="auto" w:fill="D9D9D9"/>
+            <w:tcMar>
+              <w:top w:w="60" w:type="dxa"/>
+              <w:left w:w="100" w:type="dxa"/>
+              <w:bottom w:w="60" w:type="dxa"/>
+              <w:right w:w="100" w:type="dxa"/>
+            </w:tcMar>
+            <w:vAlign w:val="center"/>
+          </w:tcPr>
+          <w:p>
+            <w:r>
+              <w:rPr>
+                <w:b/>
+                <w:bCs/>
+              </w:rPr>
+              <w:t>Basado en</w:t>
+            </w:r>
+          </w:p>
+        </w:tc>
+      </w:tr>
+      <w:tr>
+        <w:tc>
+          <w:tcPr>
+            <w:tcW w:w="1500" w:type="dxa"/>
+            <w:tcMar>
+              <w:top w:w="60" w:type="dxa"/>
+              <w:left w:w="100" w:type="dxa"/>
+              <w:bottom w:w="60" w:type="dxa"/>
+              <w:right w:w="100" w:type="dxa"/>
+            </w:tcMar>
+            <w:vAlign w:val="center"/>
+          </w:tcPr>
+          <w:p>
+            <w:r>
+              <w:t>26/07/2026</w:t>
+            </w:r>
+          </w:p>
+        </w:tc>
+        <w:tc>
+          <w:tcPr>
+            <w:tcW w:w="1200" w:type="dxa"/>
+            <w:tcMar>
+              <w:top w:w="60" w:type="dxa"/>
+              <w:left w:w="100" w:type="dxa"/>
+              <w:bottom w:w="60" w:type="dxa"/>
+              <w:right w:w="100" w:type="dxa"/>
+            </w:tcMar>
+            <w:vAlign w:val="center"/>
+          </w:tcPr>
+          <w:p>
+            <w:r>
+              <w:t>1</w:t>
+            </w:r>
+          </w:p>
+        </w:tc>
+        <w:tc>
+          <w:tcPr>
+            <w:tcW w:w="3400" w:type="dxa"/>
+            <w:tcMar>
+              <w:top w:w="60" w:type="dxa"/>
+              <w:left w:w="100" w:type="dxa"/>
+              <w:bottom w:w="60" w:type="dxa"/>
+              <w:right w:w="100" w:type="dxa"/>
+            </w:tcMar>
+            <w:vAlign w:val="center"/>
+          </w:tcPr>
+          <w:p>
+            <w:r>
+              <w:t>Cristian Darío Macías Espitia</w:t>
+            </w:r>
+          </w:p>
+        </w:tc>
+        <w:tc>
+          <w:tcPr>
+            <w:tcW w:w="3260" w:type="dxa"/>
+            <w:tcMar>
+              <w:top w:w="60" w:type="dxa"/>
+              <w:left w:w="100" w:type="dxa"/>
+              <w:bottom w:w="60" w:type="dxa"/>
+              <w:right w:w="100" w:type="dxa"/>
+            </w:tcMar>
+            <w:vAlign w:val="center"/>
+          </w:tcPr>
+          <w:p>
+            <w:r>
+              <w:t>Entrevistas a licoreras del Valle de Aburrá y componente de emprendimiento</w:t>
+            </w:r>
+          </w:p>
+        </w:tc>
+      </w:tr>
+    </w:tbl>
+    <w:p>
+      <w:pPr>
         <w:spacing w:before="400" w:after="40"/>
         <w:jc w:val="center"/>
       </w:pPr>
@@ -132,7 +328,6 @@
           <w:sz w:val="32"/>
           <w:szCs w:val="32"/>
         </w:rPr>
-        <w:lastRenderedPageBreak/>
         <w:t>MAPA DE EMPATÍA Y LEAN CANVAS</w:t>
       </w:r>
     </w:p>
@@ -250,12 +445,6 @@
         <w:gridCol w:w="4900"/>
       </w:tblGrid>
       <w:tr>
-        <w:tblPrEx>
-          <w:tblCellMar>
-            <w:top w:w="0" w:type="dxa"/>
-            <w:bottom w:w="0" w:type="dxa"/>
-          </w:tblCellMar>
-        </w:tblPrEx>
         <w:tc>
           <w:tcPr>
             <w:tcW w:w="4900" w:type="dxa"/>
@@ -306,12 +495,6 @@
         </w:tc>
       </w:tr>
       <w:tr>
-        <w:tblPrEx>
-          <w:tblCellMar>
-            <w:top w:w="0" w:type="dxa"/>
-            <w:bottom w:w="0" w:type="dxa"/>
-          </w:tblCellMar>
-        </w:tblPrEx>
         <w:tc>
           <w:tcPr>
             <w:tcW w:w="4900" w:type="dxa"/>
@@ -432,12 +615,6 @@
         </w:tc>
       </w:tr>
       <w:tr>
-        <w:tblPrEx>
-          <w:tblCellMar>
-            <w:top w:w="0" w:type="dxa"/>
-            <w:bottom w:w="0" w:type="dxa"/>
-          </w:tblCellMar>
-        </w:tblPrEx>
         <w:tc>
           <w:tcPr>
             <w:tcW w:w="4900" w:type="dxa"/>
@@ -488,12 +665,6 @@
         </w:tc>
       </w:tr>
       <w:tr>
-        <w:tblPrEx>
-          <w:tblCellMar>
-            <w:top w:w="0" w:type="dxa"/>
-            <w:bottom w:w="0" w:type="dxa"/>
-          </w:tblCellMar>
-        </w:tblPrEx>
         <w:tc>
           <w:tcPr>
             <w:tcW w:w="4900" w:type="dxa"/>
@@ -614,12 +785,6 @@
         </w:tc>
       </w:tr>
       <w:tr>
-        <w:tblPrEx>
-          <w:tblCellMar>
-            <w:top w:w="0" w:type="dxa"/>
-            <w:bottom w:w="0" w:type="dxa"/>
-          </w:tblCellMar>
-        </w:tblPrEx>
         <w:tc>
           <w:tcPr>
             <w:tcW w:w="4900" w:type="dxa"/>
@@ -670,12 +835,6 @@
         </w:tc>
       </w:tr>
       <w:tr>
-        <w:tblPrEx>
-          <w:tblCellMar>
-            <w:top w:w="0" w:type="dxa"/>
-            <w:bottom w:w="0" w:type="dxa"/>
-          </w:tblCellMar>
-        </w:tblPrEx>
         <w:tc>
           <w:tcPr>
             <w:tcW w:w="4900" w:type="dxa"/>
@@ -846,12 +1005,6 @@
         <w:gridCol w:w="6940"/>
       </w:tblGrid>
       <w:tr>
-        <w:tblPrEx>
-          <w:tblCellMar>
-            <w:top w:w="0" w:type="dxa"/>
-            <w:bottom w:w="0" w:type="dxa"/>
-          </w:tblCellMar>
-        </w:tblPrEx>
         <w:tc>
           <w:tcPr>
             <w:tcW w:w="2900" w:type="dxa"/>
@@ -902,12 +1055,6 @@
         </w:tc>
       </w:tr>
       <w:tr>
-        <w:tblPrEx>
-          <w:tblCellMar>
-            <w:top w:w="0" w:type="dxa"/>
-            <w:bottom w:w="0" w:type="dxa"/>
-          </w:tblCellMar>
-        </w:tblPrEx>
         <w:tc>
           <w:tcPr>
             <w:tcW w:w="2900" w:type="dxa"/>
@@ -958,12 +1105,6 @@
         </w:tc>
       </w:tr>
       <w:tr>
-        <w:tblPrEx>
-          <w:tblCellMar>
-            <w:top w:w="0" w:type="dxa"/>
-            <w:bottom w:w="0" w:type="dxa"/>
-          </w:tblCellMar>
-        </w:tblPrEx>
         <w:tc>
           <w:tcPr>
             <w:tcW w:w="2900" w:type="dxa"/>
@@ -1008,18 +1149,12 @@
                 <w:sz w:val="19"/>
                 <w:szCs w:val="19"/>
               </w:rPr>
-              <w:t>Aplicación web y móvil, económica y fácil, que registra las ventas (POS), controla el inventario en tiempo real con alertas de stock y valoración PEPS por lote, y entrega reportes de ventas y utilidad.</w:t>
+              <w:t>Aplicación web y móvil, económica y fácil, que registra las ventas (POS), controla el inventario en tiempo real con alertas de existencias y valoración PEPS por lote, y entrega reportes de ventas y utilidad.</w:t>
             </w:r>
           </w:p>
         </w:tc>
       </w:tr>
       <w:tr>
-        <w:tblPrEx>
-          <w:tblCellMar>
-            <w:top w:w="0" w:type="dxa"/>
-            <w:bottom w:w="0" w:type="dxa"/>
-          </w:tblCellMar>
-        </w:tblPrEx>
         <w:tc>
           <w:tcPr>
             <w:tcW w:w="2900" w:type="dxa"/>
@@ -1070,12 +1205,6 @@
         </w:tc>
       </w:tr>
       <w:tr>
-        <w:tblPrEx>
-          <w:tblCellMar>
-            <w:top w:w="0" w:type="dxa"/>
-            <w:bottom w:w="0" w:type="dxa"/>
-          </w:tblCellMar>
-        </w:tblPrEx>
         <w:tc>
           <w:tcPr>
             <w:tcW w:w="2900" w:type="dxa"/>
@@ -1126,12 +1255,6 @@
         </w:tc>
       </w:tr>
       <w:tr>
-        <w:tblPrEx>
-          <w:tblCellMar>
-            <w:top w:w="0" w:type="dxa"/>
-            <w:bottom w:w="0" w:type="dxa"/>
-          </w:tblCellMar>
-        </w:tblPrEx>
         <w:tc>
           <w:tcPr>
             <w:tcW w:w="2900" w:type="dxa"/>
@@ -1182,12 +1305,6 @@
         </w:tc>
       </w:tr>
       <w:tr>
-        <w:tblPrEx>
-          <w:tblCellMar>
-            <w:top w:w="0" w:type="dxa"/>
-            <w:bottom w:w="0" w:type="dxa"/>
-          </w:tblCellMar>
-        </w:tblPrEx>
         <w:tc>
           <w:tcPr>
             <w:tcW w:w="2900" w:type="dxa"/>
@@ -1238,12 +1355,6 @@
         </w:tc>
       </w:tr>
       <w:tr>
-        <w:tblPrEx>
-          <w:tblCellMar>
-            <w:top w:w="0" w:type="dxa"/>
-            <w:bottom w:w="0" w:type="dxa"/>
-          </w:tblCellMar>
-        </w:tblPrEx>
         <w:tc>
           <w:tcPr>
             <w:tcW w:w="2900" w:type="dxa"/>
@@ -1294,12 +1405,6 @@
         </w:tc>
       </w:tr>
       <w:tr>
-        <w:tblPrEx>
-          <w:tblCellMar>
-            <w:top w:w="0" w:type="dxa"/>
-            <w:bottom w:w="0" w:type="dxa"/>
-          </w:tblCellMar>
-        </w:tblPrEx>
         <w:tc>
           <w:tcPr>
             <w:tcW w:w="2900" w:type="dxa"/>
@@ -1350,12 +1455,6 @@
         </w:tc>
       </w:tr>
       <w:tr>
-        <w:tblPrEx>
-          <w:tblCellMar>
-            <w:top w:w="0" w:type="dxa"/>
-            <w:bottom w:w="0" w:type="dxa"/>
-          </w:tblCellMar>
-        </w:tblPrEx>
         <w:tc>
           <w:tcPr>
             <w:tcW w:w="2900" w:type="dxa"/>
@@ -1419,7 +1518,10 @@
         <w:t xml:space="preserve">Ubicación en el lienzo: </w:t>
       </w:r>
       <w:r>
-        <w:t>fila superior — Problema, Solución, Propuesta de valor, Ventaja diferencial y Segmentos de clientes; debajo — Recursos clave (bajo Solución) y Canales (bajo Ventaja diferencial); en la base — Costes de estructura y Sostenibilidad financiera.</w:t>
+        <w:t>fila superior — Problema, Solución, Propuesta de valor, Ventaja diferencial y Segmentos de clientes; debajo — Recursos clave (bajo Solución) y Canales (bajo Ventaja diferencial); en la base — Costes de estructura y Sostenibilidad financiera</w:t>
+      </w:r>
+      <w:r>
+        <w:t>.</w:t>
       </w:r>
     </w:p>
     <w:sectPr>
